--- a/Flujo de Trabajo con Git.docx
+++ b/Flujo de Trabajo con Git.docx
@@ -80,7 +80,6 @@
         <w:t xml:space="preserve"> </w:t>
       </w:r>
       <w:proofErr w:type="spellStart"/>
-      <w:proofErr w:type="gramStart"/>
       <w:r>
         <w:t>add</w:t>
       </w:r>
@@ -88,7 +87,6 @@
       <w:r>
         <w:t xml:space="preserve"> .</w:t>
       </w:r>
-      <w:proofErr w:type="gramEnd"/>
     </w:p>
     <w:p>
       <w:proofErr w:type="spellStart"/>
@@ -105,18 +103,7 @@
       </w:r>
       <w:proofErr w:type="spellEnd"/>
       <w:r>
-        <w:t xml:space="preserve"> -m "</w:t>
-      </w:r>
-      <w:proofErr w:type="spellStart"/>
-      <w:r>
-        <w:t>ignarar</w:t>
-      </w:r>
-      <w:proofErr w:type="spellEnd"/>
-      <w:r>
-        <w:t xml:space="preserve"> listo</w:t>
-      </w:r>
-      <w:r>
-        <w:t>"</w:t>
+        <w:t xml:space="preserve"> -m "Describir brevemente lo que hiciste"</w:t>
       </w:r>
     </w:p>
     <w:p>
@@ -173,639 +160,20 @@
       </w:r>
       <w:proofErr w:type="spellEnd"/>
     </w:p>
-    <w:p>
-      <w:pPr>
-        <w:rPr>
-          <w:highlight w:val="green"/>
-        </w:rPr>
-      </w:pPr>
-      <w:r>
-        <w:rPr>
-          <w:b/>
-          <w:bCs/>
-          <w:highlight w:val="green"/>
-        </w:rPr>
-        <w:t>Limpia el caché de Git (importante):</w:t>
-      </w:r>
-    </w:p>
-    <w:p>
-      <w:pPr>
-        <w:numPr>
-          <w:ilvl w:val="0"/>
-          <w:numId w:val="2"/>
-        </w:numPr>
-        <w:rPr>
-          <w:highlight w:val="green"/>
-        </w:rPr>
-      </w:pPr>
-      <w:r>
-        <w:rPr>
-          <w:highlight w:val="green"/>
-        </w:rPr>
-        <w:t xml:space="preserve">Una vez que hayas modificado </w:t>
-      </w:r>
-      <w:proofErr w:type="gramStart"/>
-      <w:r>
-        <w:rPr>
-          <w:highlight w:val="green"/>
-        </w:rPr>
-        <w:t>el .</w:t>
-      </w:r>
-      <w:proofErr w:type="spellStart"/>
-      <w:r>
-        <w:rPr>
-          <w:highlight w:val="green"/>
-        </w:rPr>
-        <w:t>gitignore</w:t>
-      </w:r>
-      <w:proofErr w:type="spellEnd"/>
-      <w:proofErr w:type="gramEnd"/>
-      <w:r>
-        <w:rPr>
-          <w:highlight w:val="green"/>
-        </w:rPr>
-        <w:t>, Git no ignorará los archivos que ya están siendo rastreados. Necesitas "deshacer el rastreo" de esa carpeta.</w:t>
-      </w:r>
-    </w:p>
-    <w:p>
-      <w:pPr>
-        <w:numPr>
-          <w:ilvl w:val="0"/>
-          <w:numId w:val="2"/>
-        </w:numPr>
-        <w:rPr>
-          <w:highlight w:val="green"/>
-        </w:rPr>
-      </w:pPr>
-      <w:r>
-        <w:rPr>
-          <w:highlight w:val="green"/>
-        </w:rPr>
-        <w:t xml:space="preserve">Abre tu terminal (Git </w:t>
-      </w:r>
-      <w:proofErr w:type="spellStart"/>
-      <w:r>
-        <w:rPr>
-          <w:highlight w:val="green"/>
-        </w:rPr>
-        <w:t>Bash</w:t>
-      </w:r>
-      <w:proofErr w:type="spellEnd"/>
-      <w:r>
-        <w:rPr>
-          <w:highlight w:val="green"/>
-        </w:rPr>
-        <w:t>, Símbolo del Sistema o PowerShell) en la raíz de tu proyecto.</w:t>
-      </w:r>
-    </w:p>
-    <w:p>
-      <w:pPr>
-        <w:numPr>
-          <w:ilvl w:val="0"/>
-          <w:numId w:val="2"/>
-        </w:numPr>
-        <w:rPr>
-          <w:highlight w:val="green"/>
-        </w:rPr>
-      </w:pPr>
-      <w:r>
-        <w:rPr>
-          <w:highlight w:val="green"/>
-        </w:rPr>
-        <w:t>Ejecuta los siguientes comandos:</w:t>
-      </w:r>
-    </w:p>
-    <w:p>
-      <w:pPr>
-        <w:rPr>
-          <w:highlight w:val="green"/>
-        </w:rPr>
-      </w:pPr>
-      <w:proofErr w:type="spellStart"/>
-      <w:r>
-        <w:rPr>
-          <w:highlight w:val="green"/>
-        </w:rPr>
-        <w:t>git</w:t>
-      </w:r>
-      <w:proofErr w:type="spellEnd"/>
-      <w:r>
-        <w:rPr>
-          <w:highlight w:val="green"/>
-        </w:rPr>
-        <w:t xml:space="preserve"> </w:t>
-      </w:r>
-      <w:proofErr w:type="spellStart"/>
-      <w:r>
-        <w:rPr>
-          <w:highlight w:val="green"/>
-        </w:rPr>
-        <w:t>rm</w:t>
-      </w:r>
-      <w:proofErr w:type="spellEnd"/>
-      <w:r>
-        <w:rPr>
-          <w:highlight w:val="green"/>
-        </w:rPr>
-        <w:t xml:space="preserve"> -r --</w:t>
-      </w:r>
-      <w:proofErr w:type="spellStart"/>
-      <w:r>
-        <w:rPr>
-          <w:highlight w:val="green"/>
-        </w:rPr>
-        <w:t>cached</w:t>
-      </w:r>
-      <w:proofErr w:type="spellEnd"/>
-      <w:r>
-        <w:rPr>
-          <w:highlight w:val="green"/>
-        </w:rPr>
-        <w:t xml:space="preserve"> </w:t>
-      </w:r>
-      <w:proofErr w:type="spellStart"/>
-      <w:r>
-        <w:rPr>
-          <w:highlight w:val="green"/>
-        </w:rPr>
-        <w:t>Saved</w:t>
-      </w:r>
-      <w:proofErr w:type="spellEnd"/>
-      <w:r>
-        <w:rPr>
-          <w:highlight w:val="green"/>
-        </w:rPr>
-        <w:t>/</w:t>
-      </w:r>
-    </w:p>
-    <w:p>
-      <w:pPr>
-        <w:rPr>
-          <w:highlight w:val="green"/>
-        </w:rPr>
-      </w:pPr>
-      <w:proofErr w:type="spellStart"/>
-      <w:r>
-        <w:rPr>
-          <w:highlight w:val="green"/>
-        </w:rPr>
-        <w:t>git</w:t>
-      </w:r>
-      <w:proofErr w:type="spellEnd"/>
-      <w:r>
-        <w:rPr>
-          <w:highlight w:val="green"/>
-        </w:rPr>
-        <w:t xml:space="preserve"> </w:t>
-      </w:r>
-      <w:proofErr w:type="spellStart"/>
-      <w:proofErr w:type="gramStart"/>
-      <w:r>
-        <w:rPr>
-          <w:highlight w:val="green"/>
-        </w:rPr>
-        <w:t>add</w:t>
-      </w:r>
-      <w:proofErr w:type="spellEnd"/>
-      <w:r>
-        <w:rPr>
-          <w:highlight w:val="green"/>
-        </w:rPr>
-        <w:t xml:space="preserve"> .</w:t>
-      </w:r>
-      <w:proofErr w:type="spellStart"/>
-      <w:r>
-        <w:rPr>
-          <w:highlight w:val="green"/>
-        </w:rPr>
-        <w:t>gitignore</w:t>
-      </w:r>
-      <w:proofErr w:type="spellEnd"/>
-      <w:proofErr w:type="gramEnd"/>
-    </w:p>
-    <w:p>
-      <w:pPr>
-        <w:rPr>
-          <w:highlight w:val="green"/>
-        </w:rPr>
-      </w:pPr>
-      <w:proofErr w:type="spellStart"/>
-      <w:r>
-        <w:rPr>
-          <w:highlight w:val="green"/>
-        </w:rPr>
-        <w:t>git</w:t>
-      </w:r>
-      <w:proofErr w:type="spellEnd"/>
-      <w:r>
-        <w:rPr>
-          <w:highlight w:val="green"/>
-        </w:rPr>
-        <w:t xml:space="preserve"> </w:t>
-      </w:r>
-      <w:proofErr w:type="spellStart"/>
-      <w:r>
-        <w:rPr>
-          <w:highlight w:val="green"/>
-        </w:rPr>
-        <w:t>commit</w:t>
-      </w:r>
-      <w:proofErr w:type="spellEnd"/>
-      <w:r>
-        <w:rPr>
-          <w:highlight w:val="green"/>
-        </w:rPr>
-        <w:t xml:space="preserve"> -m "Ignorar carpeta </w:t>
-      </w:r>
-      <w:proofErr w:type="spellStart"/>
-      <w:r>
-        <w:rPr>
-          <w:highlight w:val="green"/>
-        </w:rPr>
-        <w:t>Saved</w:t>
-      </w:r>
-      <w:proofErr w:type="spellEnd"/>
-      <w:r>
-        <w:rPr>
-          <w:highlight w:val="green"/>
-        </w:rPr>
-        <w:t>/"</w:t>
-      </w:r>
-    </w:p>
-    <w:p>
-      <w:pPr>
-        <w:rPr>
-          <w:highlight w:val="green"/>
-        </w:rPr>
-      </w:pPr>
-      <w:proofErr w:type="spellStart"/>
-      <w:r>
-        <w:rPr>
-          <w:highlight w:val="green"/>
-        </w:rPr>
-        <w:t>git</w:t>
-      </w:r>
-      <w:proofErr w:type="spellEnd"/>
-      <w:r>
-        <w:rPr>
-          <w:highlight w:val="green"/>
-        </w:rPr>
-        <w:t xml:space="preserve"> </w:t>
-      </w:r>
-      <w:proofErr w:type="spellStart"/>
-      <w:r>
-        <w:rPr>
-          <w:highlight w:val="green"/>
-        </w:rPr>
-        <w:t>push</w:t>
-      </w:r>
-      <w:proofErr w:type="spellEnd"/>
-    </w:p>
-    <w:p>
-      <w:pPr>
-        <w:rPr>
-          <w:highlight w:val="green"/>
-        </w:rPr>
-      </w:pPr>
-      <w:r>
-        <w:rPr>
-          <w:highlight w:val="green"/>
-        </w:rPr>
-        <w:t xml:space="preserve">Y recuerda que </w:t>
-      </w:r>
-      <w:r>
-        <w:rPr>
-          <w:b/>
-          <w:bCs/>
-          <w:highlight w:val="green"/>
-        </w:rPr>
-        <w:t xml:space="preserve">después de modificar </w:t>
-      </w:r>
-      <w:proofErr w:type="gramStart"/>
-      <w:r>
-        <w:rPr>
-          <w:b/>
-          <w:bCs/>
-          <w:highlight w:val="green"/>
-        </w:rPr>
-        <w:t>tu .</w:t>
-      </w:r>
-      <w:proofErr w:type="spellStart"/>
-      <w:r>
-        <w:rPr>
-          <w:b/>
-          <w:bCs/>
-          <w:highlight w:val="green"/>
-        </w:rPr>
-        <w:t>gitignore</w:t>
-      </w:r>
-      <w:proofErr w:type="spellEnd"/>
-      <w:proofErr w:type="gramEnd"/>
-      <w:r>
-        <w:rPr>
-          <w:b/>
-          <w:bCs/>
-          <w:highlight w:val="green"/>
-        </w:rPr>
-        <w:t xml:space="preserve"> y si el archivo ya estaba siendo rastreado</w:t>
-      </w:r>
-      <w:r>
-        <w:rPr>
-          <w:highlight w:val="green"/>
-        </w:rPr>
-        <w:t>, siempre debes ejecutar:</w:t>
-      </w:r>
-    </w:p>
-    <w:p>
-      <w:pPr>
-        <w:rPr>
-          <w:highlight w:val="green"/>
-        </w:rPr>
-      </w:pPr>
-      <w:proofErr w:type="spellStart"/>
-      <w:r>
-        <w:rPr>
-          <w:highlight w:val="green"/>
-        </w:rPr>
+    <w:p/>
+    <w:p/>
+    <w:p/>
+    <w:p/>
+    <w:p/>
+    <w:p/>
+    <w:p/>
+    <w:p/>
+    <w:p/>
+    <w:p/>
+    <w:p/>
+    <w:p>
+      <w:r>
         <w:lastRenderedPageBreak/>
-        <w:t>Bash</w:t>
-      </w:r>
-      <w:proofErr w:type="spellEnd"/>
-    </w:p>
-    <w:p>
-      <w:pPr>
-        <w:rPr>
-          <w:highlight w:val="green"/>
-        </w:rPr>
-      </w:pPr>
-      <w:proofErr w:type="spellStart"/>
-      <w:r>
-        <w:rPr>
-          <w:highlight w:val="green"/>
-        </w:rPr>
-        <w:t>git</w:t>
-      </w:r>
-      <w:proofErr w:type="spellEnd"/>
-      <w:r>
-        <w:rPr>
-          <w:highlight w:val="green"/>
-        </w:rPr>
-        <w:t xml:space="preserve"> </w:t>
-      </w:r>
-      <w:proofErr w:type="spellStart"/>
-      <w:r>
-        <w:rPr>
-          <w:highlight w:val="green"/>
-        </w:rPr>
-        <w:t>rm</w:t>
-      </w:r>
-      <w:proofErr w:type="spellEnd"/>
-      <w:r>
-        <w:rPr>
-          <w:highlight w:val="green"/>
-        </w:rPr>
-        <w:t xml:space="preserve"> -r --</w:t>
-      </w:r>
-      <w:proofErr w:type="spellStart"/>
-      <w:proofErr w:type="gramStart"/>
-      <w:r>
-        <w:rPr>
-          <w:highlight w:val="green"/>
-        </w:rPr>
-        <w:t>cached</w:t>
-      </w:r>
-      <w:proofErr w:type="spellEnd"/>
-      <w:r>
-        <w:rPr>
-          <w:highlight w:val="green"/>
-        </w:rPr>
-        <w:t xml:space="preserve"> .</w:t>
-      </w:r>
-      <w:proofErr w:type="gramEnd"/>
-      <w:r>
-        <w:rPr>
-          <w:highlight w:val="green"/>
-        </w:rPr>
-        <w:t xml:space="preserve">  # Esto limpia el índice de TODO el proyecto</w:t>
-      </w:r>
-    </w:p>
-    <w:p>
-      <w:pPr>
-        <w:rPr>
-          <w:highlight w:val="green"/>
-        </w:rPr>
-      </w:pPr>
-      <w:proofErr w:type="spellStart"/>
-      <w:r>
-        <w:rPr>
-          <w:highlight w:val="green"/>
-        </w:rPr>
-        <w:t>git</w:t>
-      </w:r>
-      <w:proofErr w:type="spellEnd"/>
-      <w:r>
-        <w:rPr>
-          <w:highlight w:val="green"/>
-        </w:rPr>
-        <w:t xml:space="preserve"> </w:t>
-      </w:r>
-      <w:proofErr w:type="gramStart"/>
-      <w:r>
-        <w:rPr>
-          <w:highlight w:val="green"/>
-        </w:rPr>
-        <w:t>add .</w:t>
-      </w:r>
-      <w:proofErr w:type="gramEnd"/>
-      <w:r>
-        <w:rPr>
-          <w:highlight w:val="green"/>
-        </w:rPr>
-        <w:t xml:space="preserve">             # Esto vuelve a agregar solo los archivos que Git DEBE rastrear</w:t>
-      </w:r>
-    </w:p>
-    <w:p>
-      <w:pPr>
-        <w:rPr>
-          <w:highlight w:val="green"/>
-        </w:rPr>
-      </w:pPr>
-      <w:proofErr w:type="spellStart"/>
-      <w:r>
-        <w:rPr>
-          <w:highlight w:val="green"/>
-        </w:rPr>
-        <w:t>git</w:t>
-      </w:r>
-      <w:proofErr w:type="spellEnd"/>
-      <w:r>
-        <w:rPr>
-          <w:highlight w:val="green"/>
-        </w:rPr>
-        <w:t xml:space="preserve"> </w:t>
-      </w:r>
-      <w:proofErr w:type="spellStart"/>
-      <w:r>
-        <w:rPr>
-          <w:highlight w:val="green"/>
-        </w:rPr>
-        <w:t>commit</w:t>
-      </w:r>
-      <w:proofErr w:type="spellEnd"/>
-      <w:r>
-        <w:rPr>
-          <w:highlight w:val="green"/>
-        </w:rPr>
-        <w:t xml:space="preserve"> -m "</w:t>
-      </w:r>
-      <w:proofErr w:type="gramStart"/>
-      <w:r>
-        <w:rPr>
-          <w:highlight w:val="green"/>
-        </w:rPr>
-        <w:t>Actualizar .</w:t>
-      </w:r>
-      <w:proofErr w:type="spellStart"/>
-      <w:r>
-        <w:rPr>
-          <w:highlight w:val="green"/>
-        </w:rPr>
-        <w:t>gitignore</w:t>
-      </w:r>
-      <w:proofErr w:type="spellEnd"/>
-      <w:proofErr w:type="gramEnd"/>
-      <w:r>
-        <w:rPr>
-          <w:highlight w:val="green"/>
-        </w:rPr>
-        <w:t xml:space="preserve"> y limpiar caché general"</w:t>
-      </w:r>
-    </w:p>
-    <w:p>
-      <w:proofErr w:type="spellStart"/>
-      <w:r>
-        <w:rPr>
-          <w:highlight w:val="green"/>
-        </w:rPr>
-        <w:t>git</w:t>
-      </w:r>
-      <w:proofErr w:type="spellEnd"/>
-      <w:r>
-        <w:rPr>
-          <w:highlight w:val="green"/>
-        </w:rPr>
-        <w:t xml:space="preserve"> </w:t>
-      </w:r>
-      <w:proofErr w:type="spellStart"/>
-      <w:r>
-        <w:rPr>
-          <w:highlight w:val="green"/>
-        </w:rPr>
-        <w:t>push</w:t>
-      </w:r>
-      <w:proofErr w:type="spellEnd"/>
-    </w:p>
-    <w:p/>
-    <w:p/>
-    <w:p>
-      <w:r>
-        <w:rPr>
-          <w:b/>
-          <w:bCs/>
-        </w:rPr>
-        <w:t xml:space="preserve">Solicita el GitHub </w:t>
-      </w:r>
-      <w:proofErr w:type="spellStart"/>
-      <w:r>
-        <w:rPr>
-          <w:b/>
-          <w:bCs/>
-        </w:rPr>
-        <w:t>Education</w:t>
-      </w:r>
-      <w:proofErr w:type="spellEnd"/>
-      <w:r>
-        <w:rPr>
-          <w:b/>
-          <w:bCs/>
-        </w:rPr>
-        <w:t xml:space="preserve"> Pack (GitHub </w:t>
-      </w:r>
-      <w:proofErr w:type="spellStart"/>
-      <w:r>
-        <w:rPr>
-          <w:b/>
-          <w:bCs/>
-        </w:rPr>
-        <w:t>Student</w:t>
-      </w:r>
-      <w:proofErr w:type="spellEnd"/>
-      <w:r>
-        <w:rPr>
-          <w:b/>
-          <w:bCs/>
-        </w:rPr>
-        <w:t xml:space="preserve"> </w:t>
-      </w:r>
-      <w:proofErr w:type="spellStart"/>
-      <w:r>
-        <w:rPr>
-          <w:b/>
-          <w:bCs/>
-        </w:rPr>
-        <w:t>Developer</w:t>
-      </w:r>
-      <w:proofErr w:type="spellEnd"/>
-      <w:r>
-        <w:rPr>
-          <w:b/>
-          <w:bCs/>
-        </w:rPr>
-        <w:t xml:space="preserve"> Pack):</w:t>
-      </w:r>
-    </w:p>
-    <w:p>
-      <w:pPr>
-        <w:numPr>
-          <w:ilvl w:val="0"/>
-          <w:numId w:val="3"/>
-        </w:numPr>
-      </w:pPr>
-      <w:r>
-        <w:t xml:space="preserve">Ve a la página de GitHub </w:t>
-      </w:r>
-      <w:proofErr w:type="spellStart"/>
-      <w:r>
-        <w:t>Education</w:t>
-      </w:r>
-      <w:proofErr w:type="spellEnd"/>
-      <w:r>
-        <w:t xml:space="preserve">: </w:t>
-      </w:r>
-      <w:hyperlink r:id="rId5" w:tgtFrame="_blank" w:history="1">
-        <w:r>
-          <w:rPr>
-            <w:rStyle w:val="Hipervnculo"/>
-          </w:rPr>
-          <w:t>https://education.github.com/pack</w:t>
-        </w:r>
-      </w:hyperlink>
-    </w:p>
-    <w:p>
-      <w:pPr>
-        <w:ind w:left="720"/>
-      </w:pPr>
-    </w:p>
-    <w:p/>
-    <w:p/>
-    <w:p/>
-    <w:p/>
-    <w:p/>
-    <w:p/>
-    <w:p/>
-    <w:p/>
-    <w:p>
-      <w:r>
         <w:t>QUE DEBEN HACER LOS COLABORADORES</w:t>
       </w:r>
     </w:p>
@@ -820,7 +188,7 @@
       </w:r>
     </w:p>
     <w:p>
-      <w:hyperlink r:id="rId6" w:history="1">
+      <w:hyperlink r:id="rId5" w:history="1">
         <w:r>
           <w:rPr>
             <w:rStyle w:val="Hipervnculo"/>
@@ -832,18 +200,13 @@
     <w:p/>
     <w:p>
       <w:r>
-        <w:t xml:space="preserve">Descargar Git LFS (para archivos grandes </w:t>
-      </w:r>
-      <w:proofErr w:type="gramStart"/>
-      <w:r>
-        <w:t>como .</w:t>
+        <w:t>Descargar Git LFS (para archivos grandes como .</w:t>
       </w:r>
       <w:proofErr w:type="spellStart"/>
       <w:r>
         <w:t>blend</w:t>
       </w:r>
       <w:proofErr w:type="spellEnd"/>
-      <w:proofErr w:type="gramEnd"/>
       <w:r>
         <w:t>):</w:t>
       </w:r>
@@ -852,7 +215,7 @@
       <w:r>
         <w:t xml:space="preserve"> </w:t>
       </w:r>
-      <w:hyperlink r:id="rId7" w:history="1">
+      <w:hyperlink r:id="rId6" w:history="1">
         <w:r>
           <w:rPr>
             <w:rStyle w:val="Hipervnculo"/>
@@ -869,7 +232,6 @@
     <w:p>
       <w:proofErr w:type="spellStart"/>
       <w:r>
-        <w:lastRenderedPageBreak/>
         <w:t>git</w:t>
       </w:r>
       <w:proofErr w:type="spellEnd"/>
@@ -946,18 +308,13 @@
         <w:t xml:space="preserve">En su computadora, abrir una terminal </w:t>
       </w:r>
       <w:r>
-        <w:t>(</w:t>
-      </w:r>
-      <w:proofErr w:type="gramStart"/>
-      <w:r>
-        <w:t xml:space="preserve">colocar  </w:t>
+        <w:t xml:space="preserve">(colocar  </w:t>
       </w:r>
       <w:proofErr w:type="spellStart"/>
       <w:r>
         <w:t>cmd</w:t>
       </w:r>
       <w:proofErr w:type="spellEnd"/>
-      <w:proofErr w:type="gramEnd"/>
       <w:r>
         <w:t xml:space="preserve">  para abrir la terminar y deberá colocarse en la ruta donde tiene el proyecto) </w:t>
       </w:r>
@@ -966,7 +323,7 @@
       </w:r>
     </w:p>
     <w:p>
-      <w:hyperlink r:id="rId8" w:history="1">
+      <w:hyperlink r:id="rId7" w:history="1">
         <w:r>
           <w:rPr>
             <w:rStyle w:val="Hipervnculo"/>
@@ -1037,7 +394,6 @@
         <w:t xml:space="preserve"> </w:t>
       </w:r>
       <w:proofErr w:type="spellStart"/>
-      <w:proofErr w:type="gramStart"/>
       <w:r>
         <w:t>add</w:t>
       </w:r>
@@ -1045,7 +401,6 @@
       <w:r>
         <w:t xml:space="preserve"> .</w:t>
       </w:r>
-      <w:proofErr w:type="gramEnd"/>
     </w:p>
     <w:p>
       <w:proofErr w:type="spellStart"/>
@@ -1129,304 +484,6 @@
 <file path=word/numbering.xml><?xml version="1.0" encoding="utf-8"?>
 <w:numbering xmlns:wpc="http://schemas.microsoft.com/office/word/2010/wordprocessingCanvas" xmlns:cx="http://schemas.microsoft.com/office/drawing/2014/chartex" xmlns:cx1="http://schemas.microsoft.com/office/drawing/2015/9/8/chartex" xmlns:cx2="http://schemas.microsoft.com/office/drawing/2015/10/21/chartex" xmlns:cx3="http://schemas.microsoft.com/office/drawing/2016/5/9/chartex" xmlns:cx4="http://schemas.microsoft.com/office/drawing/2016/5/10/chartex" xmlns:cx5="http://schemas.microsoft.com/office/drawing/2016/5/11/chartex" xmlns:cx6="http://schemas.microsoft.com/office/drawing/2016/5/12/chartex" xmlns:cx7="http://schemas.microsoft.com/office/drawing/2016/5/13/chartex" xmlns:cx8="http://schemas.microsoft.com/office/drawing/2016/5/14/chartex" xmlns:mc="http://schemas.openxmlformats.org/markup-compatibility/2006" xmlns:aink="http://schemas.microsoft.com/office/drawing/2016/ink" xmlns:am3d="http://schemas.microsoft.com/office/drawing/2017/model3d" xmlns:o="urn:schemas-microsoft-com:office:office" xmlns:oel="http://schemas.microsoft.com/office/2019/extlst" xmlns:r="http://schemas.openxmlformats.org/officeDocument/2006/relationships" xmlns:m="http://schemas.openxmlformats.org/officeDocument/2006/math" xmlns:v="urn:schemas-microsoft-com:vml" xmlns:wp14="http://schemas.microsoft.com/office/word/2010/wordprocessingDrawing" xmlns:wp="http://schemas.openxmlformats.org/drawingml/2006/wordprocessingDrawing" xmlns:w10="urn:schemas-microsoft-com:office:word" xmlns:w="http://schemas.openxmlformats.org/wordprocessingml/2006/main" xmlns:w14="http://schemas.microsoft.com/office/word/2010/wordml" xmlns:w15="http://schemas.microsoft.com/office/word/2012/wordml" xmlns:w16cex="http://schemas.microsoft.com/office/word/2018/wordml/cex" xmlns:w16cid="http://schemas.microsoft.com/office/word/2016/wordml/cid" xmlns:w16="http://schemas.microsoft.com/office/word/2018/wordml" xmlns:w16du="http://schemas.microsoft.com/office/word/2023/wordml/word16du" xmlns:w16sdtdh="http://schemas.microsoft.com/office/word/2020/wordml/sdtdatahash" xmlns:w16sdtfl="http://schemas.microsoft.com/office/word/2024/wordml/sdtformatlock" xmlns:w16se="http://schemas.microsoft.com/office/word/2015/wordml/symex" xmlns:wpg="http://schemas.microsoft.com/office/word/2010/wordprocessingGroup" xmlns:wpi="http://schemas.microsoft.com/office/word/2010/wordprocessingInk" xmlns:wne="http://schemas.microsoft.com/office/word/2006/wordml" xmlns:wps="http://schemas.microsoft.com/office/word/2010/wordprocessingShape" mc:Ignorable="w14 w15 w16se w16cid w16 w16cex w16sdtdh w16sdtfl w16du wp14">
   <w:abstractNum w:abstractNumId="0" w15:restartNumberingAfterBreak="0">
-    <w:nsid w:val="1992348C"/>
-    <w:multiLevelType w:val="multilevel"/>
-    <w:tmpl w:val="20BC44FC"/>
-    <w:lvl w:ilvl="0">
-      <w:start w:val="1"/>
-      <w:numFmt w:val="bullet"/>
-      <w:lvlText w:val=""/>
-      <w:lvlJc w:val="left"/>
-      <w:pPr>
-        <w:tabs>
-          <w:tab w:val="num" w:pos="720"/>
-        </w:tabs>
-        <w:ind w:left="720" w:hanging="360"/>
-      </w:pPr>
-      <w:rPr>
-        <w:rFonts w:ascii="Symbol" w:hAnsi="Symbol" w:hint="default"/>
-        <w:sz w:val="20"/>
-      </w:rPr>
-    </w:lvl>
-    <w:lvl w:ilvl="1" w:tentative="1">
-      <w:start w:val="1"/>
-      <w:numFmt w:val="bullet"/>
-      <w:lvlText w:val="o"/>
-      <w:lvlJc w:val="left"/>
-      <w:pPr>
-        <w:tabs>
-          <w:tab w:val="num" w:pos="1440"/>
-        </w:tabs>
-        <w:ind w:left="1440" w:hanging="360"/>
-      </w:pPr>
-      <w:rPr>
-        <w:rFonts w:ascii="Courier New" w:hAnsi="Courier New" w:hint="default"/>
-        <w:sz w:val="20"/>
-      </w:rPr>
-    </w:lvl>
-    <w:lvl w:ilvl="2" w:tentative="1">
-      <w:start w:val="1"/>
-      <w:numFmt w:val="bullet"/>
-      <w:lvlText w:val=""/>
-      <w:lvlJc w:val="left"/>
-      <w:pPr>
-        <w:tabs>
-          <w:tab w:val="num" w:pos="2160"/>
-        </w:tabs>
-        <w:ind w:left="2160" w:hanging="360"/>
-      </w:pPr>
-      <w:rPr>
-        <w:rFonts w:ascii="Wingdings" w:hAnsi="Wingdings" w:hint="default"/>
-        <w:sz w:val="20"/>
-      </w:rPr>
-    </w:lvl>
-    <w:lvl w:ilvl="3" w:tentative="1">
-      <w:start w:val="1"/>
-      <w:numFmt w:val="bullet"/>
-      <w:lvlText w:val=""/>
-      <w:lvlJc w:val="left"/>
-      <w:pPr>
-        <w:tabs>
-          <w:tab w:val="num" w:pos="2880"/>
-        </w:tabs>
-        <w:ind w:left="2880" w:hanging="360"/>
-      </w:pPr>
-      <w:rPr>
-        <w:rFonts w:ascii="Wingdings" w:hAnsi="Wingdings" w:hint="default"/>
-        <w:sz w:val="20"/>
-      </w:rPr>
-    </w:lvl>
-    <w:lvl w:ilvl="4" w:tentative="1">
-      <w:start w:val="1"/>
-      <w:numFmt w:val="bullet"/>
-      <w:lvlText w:val=""/>
-      <w:lvlJc w:val="left"/>
-      <w:pPr>
-        <w:tabs>
-          <w:tab w:val="num" w:pos="3600"/>
-        </w:tabs>
-        <w:ind w:left="3600" w:hanging="360"/>
-      </w:pPr>
-      <w:rPr>
-        <w:rFonts w:ascii="Wingdings" w:hAnsi="Wingdings" w:hint="default"/>
-        <w:sz w:val="20"/>
-      </w:rPr>
-    </w:lvl>
-    <w:lvl w:ilvl="5" w:tentative="1">
-      <w:start w:val="1"/>
-      <w:numFmt w:val="bullet"/>
-      <w:lvlText w:val=""/>
-      <w:lvlJc w:val="left"/>
-      <w:pPr>
-        <w:tabs>
-          <w:tab w:val="num" w:pos="4320"/>
-        </w:tabs>
-        <w:ind w:left="4320" w:hanging="360"/>
-      </w:pPr>
-      <w:rPr>
-        <w:rFonts w:ascii="Wingdings" w:hAnsi="Wingdings" w:hint="default"/>
-        <w:sz w:val="20"/>
-      </w:rPr>
-    </w:lvl>
-    <w:lvl w:ilvl="6" w:tentative="1">
-      <w:start w:val="1"/>
-      <w:numFmt w:val="bullet"/>
-      <w:lvlText w:val=""/>
-      <w:lvlJc w:val="left"/>
-      <w:pPr>
-        <w:tabs>
-          <w:tab w:val="num" w:pos="5040"/>
-        </w:tabs>
-        <w:ind w:left="5040" w:hanging="360"/>
-      </w:pPr>
-      <w:rPr>
-        <w:rFonts w:ascii="Wingdings" w:hAnsi="Wingdings" w:hint="default"/>
-        <w:sz w:val="20"/>
-      </w:rPr>
-    </w:lvl>
-    <w:lvl w:ilvl="7" w:tentative="1">
-      <w:start w:val="1"/>
-      <w:numFmt w:val="bullet"/>
-      <w:lvlText w:val=""/>
-      <w:lvlJc w:val="left"/>
-      <w:pPr>
-        <w:tabs>
-          <w:tab w:val="num" w:pos="5760"/>
-        </w:tabs>
-        <w:ind w:left="5760" w:hanging="360"/>
-      </w:pPr>
-      <w:rPr>
-        <w:rFonts w:ascii="Wingdings" w:hAnsi="Wingdings" w:hint="default"/>
-        <w:sz w:val="20"/>
-      </w:rPr>
-    </w:lvl>
-    <w:lvl w:ilvl="8" w:tentative="1">
-      <w:start w:val="1"/>
-      <w:numFmt w:val="bullet"/>
-      <w:lvlText w:val=""/>
-      <w:lvlJc w:val="left"/>
-      <w:pPr>
-        <w:tabs>
-          <w:tab w:val="num" w:pos="6480"/>
-        </w:tabs>
-        <w:ind w:left="6480" w:hanging="360"/>
-      </w:pPr>
-      <w:rPr>
-        <w:rFonts w:ascii="Wingdings" w:hAnsi="Wingdings" w:hint="default"/>
-        <w:sz w:val="20"/>
-      </w:rPr>
-    </w:lvl>
-  </w:abstractNum>
-  <w:abstractNum w:abstractNumId="1" w15:restartNumberingAfterBreak="0">
-    <w:nsid w:val="2F42284E"/>
-    <w:multiLevelType w:val="multilevel"/>
-    <w:tmpl w:val="EC169A54"/>
-    <w:lvl w:ilvl="0">
-      <w:start w:val="1"/>
-      <w:numFmt w:val="bullet"/>
-      <w:lvlText w:val=""/>
-      <w:lvlJc w:val="left"/>
-      <w:pPr>
-        <w:tabs>
-          <w:tab w:val="num" w:pos="720"/>
-        </w:tabs>
-        <w:ind w:left="720" w:hanging="360"/>
-      </w:pPr>
-      <w:rPr>
-        <w:rFonts w:ascii="Symbol" w:hAnsi="Symbol" w:hint="default"/>
-        <w:sz w:val="20"/>
-      </w:rPr>
-    </w:lvl>
-    <w:lvl w:ilvl="1" w:tentative="1">
-      <w:start w:val="1"/>
-      <w:numFmt w:val="bullet"/>
-      <w:lvlText w:val="o"/>
-      <w:lvlJc w:val="left"/>
-      <w:pPr>
-        <w:tabs>
-          <w:tab w:val="num" w:pos="1440"/>
-        </w:tabs>
-        <w:ind w:left="1440" w:hanging="360"/>
-      </w:pPr>
-      <w:rPr>
-        <w:rFonts w:ascii="Courier New" w:hAnsi="Courier New" w:hint="default"/>
-        <w:sz w:val="20"/>
-      </w:rPr>
-    </w:lvl>
-    <w:lvl w:ilvl="2" w:tentative="1">
-      <w:start w:val="1"/>
-      <w:numFmt w:val="bullet"/>
-      <w:lvlText w:val=""/>
-      <w:lvlJc w:val="left"/>
-      <w:pPr>
-        <w:tabs>
-          <w:tab w:val="num" w:pos="2160"/>
-        </w:tabs>
-        <w:ind w:left="2160" w:hanging="360"/>
-      </w:pPr>
-      <w:rPr>
-        <w:rFonts w:ascii="Wingdings" w:hAnsi="Wingdings" w:hint="default"/>
-        <w:sz w:val="20"/>
-      </w:rPr>
-    </w:lvl>
-    <w:lvl w:ilvl="3" w:tentative="1">
-      <w:start w:val="1"/>
-      <w:numFmt w:val="bullet"/>
-      <w:lvlText w:val=""/>
-      <w:lvlJc w:val="left"/>
-      <w:pPr>
-        <w:tabs>
-          <w:tab w:val="num" w:pos="2880"/>
-        </w:tabs>
-        <w:ind w:left="2880" w:hanging="360"/>
-      </w:pPr>
-      <w:rPr>
-        <w:rFonts w:ascii="Wingdings" w:hAnsi="Wingdings" w:hint="default"/>
-        <w:sz w:val="20"/>
-      </w:rPr>
-    </w:lvl>
-    <w:lvl w:ilvl="4" w:tentative="1">
-      <w:start w:val="1"/>
-      <w:numFmt w:val="bullet"/>
-      <w:lvlText w:val=""/>
-      <w:lvlJc w:val="left"/>
-      <w:pPr>
-        <w:tabs>
-          <w:tab w:val="num" w:pos="3600"/>
-        </w:tabs>
-        <w:ind w:left="3600" w:hanging="360"/>
-      </w:pPr>
-      <w:rPr>
-        <w:rFonts w:ascii="Wingdings" w:hAnsi="Wingdings" w:hint="default"/>
-        <w:sz w:val="20"/>
-      </w:rPr>
-    </w:lvl>
-    <w:lvl w:ilvl="5" w:tentative="1">
-      <w:start w:val="1"/>
-      <w:numFmt w:val="bullet"/>
-      <w:lvlText w:val=""/>
-      <w:lvlJc w:val="left"/>
-      <w:pPr>
-        <w:tabs>
-          <w:tab w:val="num" w:pos="4320"/>
-        </w:tabs>
-        <w:ind w:left="4320" w:hanging="360"/>
-      </w:pPr>
-      <w:rPr>
-        <w:rFonts w:ascii="Wingdings" w:hAnsi="Wingdings" w:hint="default"/>
-        <w:sz w:val="20"/>
-      </w:rPr>
-    </w:lvl>
-    <w:lvl w:ilvl="6" w:tentative="1">
-      <w:start w:val="1"/>
-      <w:numFmt w:val="bullet"/>
-      <w:lvlText w:val=""/>
-      <w:lvlJc w:val="left"/>
-      <w:pPr>
-        <w:tabs>
-          <w:tab w:val="num" w:pos="5040"/>
-        </w:tabs>
-        <w:ind w:left="5040" w:hanging="360"/>
-      </w:pPr>
-      <w:rPr>
-        <w:rFonts w:ascii="Wingdings" w:hAnsi="Wingdings" w:hint="default"/>
-        <w:sz w:val="20"/>
-      </w:rPr>
-    </w:lvl>
-    <w:lvl w:ilvl="7" w:tentative="1">
-      <w:start w:val="1"/>
-      <w:numFmt w:val="bullet"/>
-      <w:lvlText w:val=""/>
-      <w:lvlJc w:val="left"/>
-      <w:pPr>
-        <w:tabs>
-          <w:tab w:val="num" w:pos="5760"/>
-        </w:tabs>
-        <w:ind w:left="5760" w:hanging="360"/>
-      </w:pPr>
-      <w:rPr>
-        <w:rFonts w:ascii="Wingdings" w:hAnsi="Wingdings" w:hint="default"/>
-        <w:sz w:val="20"/>
-      </w:rPr>
-    </w:lvl>
-    <w:lvl w:ilvl="8" w:tentative="1">
-      <w:start w:val="1"/>
-      <w:numFmt w:val="bullet"/>
-      <w:lvlText w:val=""/>
-      <w:lvlJc w:val="left"/>
-      <w:pPr>
-        <w:tabs>
-          <w:tab w:val="num" w:pos="6480"/>
-        </w:tabs>
-        <w:ind w:left="6480" w:hanging="360"/>
-      </w:pPr>
-      <w:rPr>
-        <w:rFonts w:ascii="Wingdings" w:hAnsi="Wingdings" w:hint="default"/>
-        <w:sz w:val="20"/>
-      </w:rPr>
-    </w:lvl>
-  </w:abstractNum>
-  <w:abstractNum w:abstractNumId="2" w15:restartNumberingAfterBreak="0">
     <w:nsid w:val="5F5E51F0"/>
     <w:multiLevelType w:val="multilevel"/>
     <w:tmpl w:val="6D248A2E"/>
@@ -1540,13 +597,7 @@
     </w:lvl>
   </w:abstractNum>
   <w:num w:numId="1" w16cid:durableId="883098501">
-    <w:abstractNumId w:val="2"/>
-  </w:num>
-  <w:num w:numId="2" w16cid:durableId="1854227204">
     <w:abstractNumId w:val="0"/>
-  </w:num>
-  <w:num w:numId="3" w16cid:durableId="2006012114">
-    <w:abstractNumId w:val="1"/>
   </w:num>
 </w:numbering>
 </file>
